--- a/diploma/documents/ВКР/приложение Г.docx
+++ b/diploma/documents/ВКР/приложение Г.docx
@@ -5,28 +5,27 @@
     <w:p>
       <w:pPr>
         <w:jc w:val="center"/>
-        <w:rPr>
-          <w:b/>
-          <w:bCs/>
-        </w:rPr>
-      </w:pPr>
-      <w:bookmarkStart w:id="0" w:name="аннотация"/>
-      <w:bookmarkStart w:id="1" w:name="лист-регистрации-изменений"/>
-      <w:bookmarkStart w:id="2" w:name="_Toc230205651"/>
-      <w:bookmarkStart w:id="3" w:name="_Toc230206111"/>
-      <w:bookmarkStart w:id="4" w:name="_Toc230206388"/>
-      <w:bookmarkStart w:id="5" w:name="_Toc230207851"/>
+      </w:pPr>
+      <w:bookmarkStart w:id="0" w:name="_Toc230205651"/>
+      <w:bookmarkStart w:id="1" w:name="_Toc230206111"/>
+      <w:bookmarkStart w:id="2" w:name="_Toc230206388"/>
+      <w:bookmarkStart w:id="3" w:name="_Toc230207851"/>
+      <w:bookmarkStart w:id="4" w:name="_Toc230428256"/>
       <w:r>
         <w:rPr>
           <w:b/>
           <w:bCs/>
         </w:rPr>
-        <w:t>ПРИЛОЖЕНИЕ Г</w:t>
+        <w:t>ПРИЛОЖЕНИЕ</w:t>
       </w:r>
+      <w:r>
+        <w:t xml:space="preserve"> Г</w:t>
+      </w:r>
+      <w:bookmarkEnd w:id="0"/>
+      <w:bookmarkEnd w:id="1"/>
       <w:bookmarkEnd w:id="2"/>
       <w:bookmarkEnd w:id="3"/>
       <w:bookmarkEnd w:id="4"/>
-      <w:bookmarkEnd w:id="5"/>
     </w:p>
     <w:p/>
     <w:p/>
@@ -110,7 +109,7 @@
           <w:bCs/>
         </w:rPr>
       </w:pPr>
-      <w:bookmarkStart w:id="6" w:name="приложение-д"/>
+      <w:bookmarkStart w:id="5" w:name="приложение-д"/>
     </w:p>
     <w:p>
       <w:pPr>
@@ -247,7 +246,10 @@
         <w:t>СОДЕРЖАНИЕ</w:t>
       </w:r>
     </w:p>
-    <w:bookmarkStart w:id="7" w:name="_Hlk230207948"/>
+    <w:bookmarkStart w:id="6" w:name="_Toc230205652"/>
+    <w:bookmarkStart w:id="7" w:name="_Toc230206112"/>
+    <w:bookmarkStart w:id="8" w:name="_Toc230206389"/>
+    <w:bookmarkEnd w:id="5"/>
     <w:p>
       <w:pPr>
         <w:pStyle w:val="11"/>
@@ -269,7 +271,7 @@
         <w:rPr>
           <w:color w:val="auto"/>
         </w:rPr>
-        <w:instrText xml:space="preserve"> TOC \o "1-4" \h \z \u </w:instrText>
+        <w:instrText xml:space="preserve"> TOC \o "1-3" \h \z \u </w:instrText>
       </w:r>
       <w:r>
         <w:rPr>
@@ -277,13 +279,20 @@
         </w:rPr>
         <w:fldChar w:fldCharType="separate"/>
       </w:r>
-      <w:hyperlink w:anchor="_Toc230207921" w:history="1">
+      <w:hyperlink w:anchor="_Toc230428698" w:history="1">
         <w:r>
           <w:rPr>
             <w:rStyle w:val="af1"/>
             <w:noProof/>
           </w:rPr>
-          <w:t>АННОТАЦИЯ</w:t>
+          <w:t>А</w:t>
+        </w:r>
+        <w:r>
+          <w:rPr>
+            <w:rStyle w:val="af1"/>
+            <w:noProof/>
+          </w:rPr>
+          <w:t>ннотация</w:t>
         </w:r>
         <w:r>
           <w:rPr>
@@ -304,7 +313,7 @@
             <w:noProof/>
             <w:webHidden/>
           </w:rPr>
-          <w:instrText xml:space="preserve"> PAGEREF _Toc230207921 \h </w:instrText>
+          <w:instrText xml:space="preserve"> PAGEREF _Toc230428698 \h </w:instrText>
         </w:r>
         <w:r>
           <w:rPr>
@@ -346,7 +355,7 @@
           <w:lang w:eastAsia="ru-RU"/>
         </w:rPr>
       </w:pPr>
-      <w:hyperlink w:anchor="_Toc230207922" w:history="1">
+      <w:hyperlink w:anchor="_Toc230428699" w:history="1">
         <w:r>
           <w:rPr>
             <w:rStyle w:val="af1"/>
@@ -373,7 +382,7 @@
             <w:noProof/>
             <w:webHidden/>
           </w:rPr>
-          <w:instrText xml:space="preserve"> PAGEREF _Toc230207922 \h </w:instrText>
+          <w:instrText xml:space="preserve"> PAGEREF _Toc230428699 \h </w:instrText>
         </w:r>
         <w:r>
           <w:rPr>
@@ -415,7 +424,7 @@
           <w:lang w:eastAsia="ru-RU"/>
         </w:rPr>
       </w:pPr>
-      <w:hyperlink w:anchor="_Toc230207923" w:history="1">
+      <w:hyperlink w:anchor="_Toc230428700" w:history="1">
         <w:r>
           <w:rPr>
             <w:rStyle w:val="af1"/>
@@ -442,7 +451,7 @@
             <w:noProof/>
             <w:webHidden/>
           </w:rPr>
-          <w:instrText xml:space="preserve"> PAGEREF _Toc230207923 \h </w:instrText>
+          <w:instrText xml:space="preserve"> PAGEREF _Toc230428700 \h </w:instrText>
         </w:r>
         <w:r>
           <w:rPr>
@@ -484,7 +493,7 @@
           <w:lang w:eastAsia="ru-RU"/>
         </w:rPr>
       </w:pPr>
-      <w:hyperlink w:anchor="_Toc230207924" w:history="1">
+      <w:hyperlink w:anchor="_Toc230428701" w:history="1">
         <w:r>
           <w:rPr>
             <w:rStyle w:val="af1"/>
@@ -511,7 +520,7 @@
             <w:noProof/>
             <w:webHidden/>
           </w:rPr>
-          <w:instrText xml:space="preserve"> PAGEREF _Toc230207924 \h </w:instrText>
+          <w:instrText xml:space="preserve"> PAGEREF _Toc230428701 \h </w:instrText>
         </w:r>
         <w:r>
           <w:rPr>
@@ -553,7 +562,7 @@
           <w:lang w:eastAsia="ru-RU"/>
         </w:rPr>
       </w:pPr>
-      <w:hyperlink w:anchor="_Toc230207925" w:history="1">
+      <w:hyperlink w:anchor="_Toc230428702" w:history="1">
         <w:r>
           <w:rPr>
             <w:rStyle w:val="af1"/>
@@ -580,7 +589,7 @@
             <w:noProof/>
             <w:webHidden/>
           </w:rPr>
-          <w:instrText xml:space="preserve"> PAGEREF _Toc230207925 \h </w:instrText>
+          <w:instrText xml:space="preserve"> PAGEREF _Toc230428702 \h </w:instrText>
         </w:r>
         <w:r>
           <w:rPr>
@@ -622,7 +631,7 @@
           <w:lang w:eastAsia="ru-RU"/>
         </w:rPr>
       </w:pPr>
-      <w:hyperlink w:anchor="_Toc230207926" w:history="1">
+      <w:hyperlink w:anchor="_Toc230428703" w:history="1">
         <w:r>
           <w:rPr>
             <w:rStyle w:val="af1"/>
@@ -649,7 +658,7 @@
             <w:noProof/>
             <w:webHidden/>
           </w:rPr>
-          <w:instrText xml:space="preserve"> PAGEREF _Toc230207926 \h </w:instrText>
+          <w:instrText xml:space="preserve"> PAGEREF _Toc230428703 \h </w:instrText>
         </w:r>
         <w:r>
           <w:rPr>
@@ -691,7 +700,7 @@
           <w:lang w:eastAsia="ru-RU"/>
         </w:rPr>
       </w:pPr>
-      <w:hyperlink w:anchor="_Toc230207927" w:history="1">
+      <w:hyperlink w:anchor="_Toc230428704" w:history="1">
         <w:r>
           <w:rPr>
             <w:rStyle w:val="af1"/>
@@ -718,7 +727,7 @@
             <w:noProof/>
             <w:webHidden/>
           </w:rPr>
-          <w:instrText xml:space="preserve"> PAGEREF _Toc230207927 \h </w:instrText>
+          <w:instrText xml:space="preserve"> PAGEREF _Toc230428704 \h </w:instrText>
         </w:r>
         <w:r>
           <w:rPr>
@@ -760,7 +769,7 @@
           <w:lang w:eastAsia="ru-RU"/>
         </w:rPr>
       </w:pPr>
-      <w:hyperlink w:anchor="_Toc230207928" w:history="1">
+      <w:hyperlink w:anchor="_Toc230428705" w:history="1">
         <w:r>
           <w:rPr>
             <w:rStyle w:val="af1"/>
@@ -787,7 +796,7 @@
             <w:noProof/>
             <w:webHidden/>
           </w:rPr>
-          <w:instrText xml:space="preserve"> PAGEREF _Toc230207928 \h </w:instrText>
+          <w:instrText xml:space="preserve"> PAGEREF _Toc230428705 \h </w:instrText>
         </w:r>
         <w:r>
           <w:rPr>
@@ -829,7 +838,7 @@
           <w:lang w:eastAsia="ru-RU"/>
         </w:rPr>
       </w:pPr>
-      <w:hyperlink w:anchor="_Toc230207929" w:history="1">
+      <w:hyperlink w:anchor="_Toc230428706" w:history="1">
         <w:r>
           <w:rPr>
             <w:rStyle w:val="af1"/>
@@ -856,7 +865,7 @@
             <w:noProof/>
             <w:webHidden/>
           </w:rPr>
-          <w:instrText xml:space="preserve"> PAGEREF _Toc230207929 \h </w:instrText>
+          <w:instrText xml:space="preserve"> PAGEREF _Toc230428706 \h </w:instrText>
         </w:r>
         <w:r>
           <w:rPr>
@@ -898,7 +907,7 @@
           <w:lang w:eastAsia="ru-RU"/>
         </w:rPr>
       </w:pPr>
-      <w:hyperlink w:anchor="_Toc230207930" w:history="1">
+      <w:hyperlink w:anchor="_Toc230428707" w:history="1">
         <w:r>
           <w:rPr>
             <w:rStyle w:val="af1"/>
@@ -925,7 +934,7 @@
             <w:noProof/>
             <w:webHidden/>
           </w:rPr>
-          <w:instrText xml:space="preserve"> PAGEREF _Toc230207930 \h </w:instrText>
+          <w:instrText xml:space="preserve"> PAGEREF _Toc230428707 \h </w:instrText>
         </w:r>
         <w:r>
           <w:rPr>
@@ -967,7 +976,7 @@
           <w:lang w:eastAsia="ru-RU"/>
         </w:rPr>
       </w:pPr>
-      <w:hyperlink w:anchor="_Toc230207931" w:history="1">
+      <w:hyperlink w:anchor="_Toc230428708" w:history="1">
         <w:r>
           <w:rPr>
             <w:rStyle w:val="af1"/>
@@ -994,7 +1003,7 @@
             <w:noProof/>
             <w:webHidden/>
           </w:rPr>
-          <w:instrText xml:space="preserve"> PAGEREF _Toc230207931 \h </w:instrText>
+          <w:instrText xml:space="preserve"> PAGEREF _Toc230428708 \h </w:instrText>
         </w:r>
         <w:r>
           <w:rPr>
@@ -1036,7 +1045,7 @@
           <w:lang w:eastAsia="ru-RU"/>
         </w:rPr>
       </w:pPr>
-      <w:hyperlink w:anchor="_Toc230207932" w:history="1">
+      <w:hyperlink w:anchor="_Toc230428709" w:history="1">
         <w:r>
           <w:rPr>
             <w:rStyle w:val="af1"/>
@@ -1063,7 +1072,7 @@
             <w:noProof/>
             <w:webHidden/>
           </w:rPr>
-          <w:instrText xml:space="preserve"> PAGEREF _Toc230207932 \h </w:instrText>
+          <w:instrText xml:space="preserve"> PAGEREF _Toc230428709 \h </w:instrText>
         </w:r>
         <w:r>
           <w:rPr>
@@ -1105,7 +1114,7 @@
           <w:lang w:eastAsia="ru-RU"/>
         </w:rPr>
       </w:pPr>
-      <w:hyperlink w:anchor="_Toc230207933" w:history="1">
+      <w:hyperlink w:anchor="_Toc230428710" w:history="1">
         <w:r>
           <w:rPr>
             <w:rStyle w:val="af1"/>
@@ -1132,7 +1141,7 @@
             <w:noProof/>
             <w:webHidden/>
           </w:rPr>
-          <w:instrText xml:space="preserve"> PAGEREF _Toc230207933 \h </w:instrText>
+          <w:instrText xml:space="preserve"> PAGEREF _Toc230428710 \h </w:instrText>
         </w:r>
         <w:r>
           <w:rPr>
@@ -1174,7 +1183,7 @@
           <w:lang w:eastAsia="ru-RU"/>
         </w:rPr>
       </w:pPr>
-      <w:hyperlink w:anchor="_Toc230207934" w:history="1">
+      <w:hyperlink w:anchor="_Toc230428711" w:history="1">
         <w:r>
           <w:rPr>
             <w:rStyle w:val="af1"/>
@@ -1201,7 +1210,7 @@
             <w:noProof/>
             <w:webHidden/>
           </w:rPr>
-          <w:instrText xml:space="preserve"> PAGEREF _Toc230207934 \h </w:instrText>
+          <w:instrText xml:space="preserve"> PAGEREF _Toc230428711 \h </w:instrText>
         </w:r>
         <w:r>
           <w:rPr>
@@ -1234,7 +1243,6 @@
     </w:p>
     <w:p>
       <w:pPr>
-        <w:spacing w:line="278" w:lineRule="auto"/>
         <w:ind w:firstLine="0"/>
         <w:rPr>
           <w:color w:val="auto"/>
@@ -1246,7 +1254,6 @@
         </w:rPr>
         <w:fldChar w:fldCharType="end"/>
       </w:r>
-      <w:bookmarkEnd w:id="7"/>
       <w:r>
         <w:rPr>
           <w:color w:val="auto"/>
@@ -1258,26 +1265,28 @@
       <w:pPr>
         <w:pStyle w:val="1"/>
       </w:pPr>
-      <w:bookmarkStart w:id="8" w:name="_Toc230205652"/>
-      <w:bookmarkStart w:id="9" w:name="_Toc230206112"/>
-      <w:bookmarkStart w:id="10" w:name="_Toc230206389"/>
-      <w:bookmarkStart w:id="11" w:name="_Toc230207921"/>
-      <w:bookmarkEnd w:id="6"/>
+      <w:bookmarkStart w:id="9" w:name="_Toc230428698"/>
       <w:r>
         <w:lastRenderedPageBreak/>
         <w:t>АННОТАЦИЯ</w:t>
       </w:r>
+      <w:bookmarkEnd w:id="6"/>
+      <w:bookmarkEnd w:id="7"/>
       <w:bookmarkEnd w:id="8"/>
       <w:bookmarkEnd w:id="9"/>
-      <w:bookmarkEnd w:id="10"/>
-      <w:bookmarkEnd w:id="11"/>
     </w:p>
     <w:p>
       <w:pPr>
         <w:jc w:val="both"/>
       </w:pPr>
       <w:r>
-        <w:t>В настоящем документе приведено описание программной системы Doc2Onto — настольного приложения для автоматизированного пополнения онтологической модели кафедры знаниями, извлечёнными из документов учебно-организационной деятельности. Система реализует полный цикл обработки документа — от загрузки исходного файла до записи извлечённых фактов в общую онтологическую модель — на основе гибридного подхода «детерминированный шаблон + коррекция большой языковой моделью». Документ оформлен в соответствии с требованиями ЕСПД (ГОСТ 19.402-78, ГОСТ 19.105-78).</w:t>
+        <w:t xml:space="preserve">В настоящем документе приведено описание программной системы </w:t>
+      </w:r>
+      <w:r>
+        <w:t>Doc2Onto</w:t>
+      </w:r>
+      <w:r>
+        <w:t xml:space="preserve"> — настольного приложения для автоматизированного пополнения онтологической модели кафедры знаниями, извлечёнными из документов учебно-организационной деятельности. Система реализует полный цикл обработки документа — от загрузки исходного файла до записи извлечённых фактов в общую онтологическую модель — на основе гибридного подхода «детерминированный шаблон + коррекция большой языковой моделью». Документ оформлен в соответствии с требованиями ЕСПД (ГОСТ 19.402-78, ГОСТ 19.105-78).</w:t>
       </w:r>
     </w:p>
     <w:p>
@@ -1293,33 +1302,33 @@
       <w:pPr>
         <w:pStyle w:val="2"/>
       </w:pPr>
-      <w:bookmarkStart w:id="12" w:name="общие-сведения"/>
-      <w:bookmarkStart w:id="13" w:name="_Toc230205653"/>
-      <w:bookmarkStart w:id="14" w:name="_Toc230206113"/>
-      <w:bookmarkStart w:id="15" w:name="_Toc230206390"/>
-      <w:bookmarkStart w:id="16" w:name="_Toc230207922"/>
+      <w:bookmarkStart w:id="10" w:name="_Toc230205653"/>
+      <w:bookmarkStart w:id="11" w:name="_Toc230206113"/>
+      <w:bookmarkStart w:id="12" w:name="_Toc230206390"/>
+      <w:bookmarkStart w:id="13" w:name="_Toc230428699"/>
+      <w:bookmarkStart w:id="14" w:name="общие-сведения"/>
       <w:r>
         <w:lastRenderedPageBreak/>
         <w:t>1 Общие сведения</w:t>
       </w:r>
+      <w:bookmarkEnd w:id="10"/>
+      <w:bookmarkEnd w:id="11"/>
+      <w:bookmarkEnd w:id="12"/>
       <w:bookmarkEnd w:id="13"/>
-      <w:bookmarkEnd w:id="14"/>
-      <w:bookmarkEnd w:id="15"/>
-      <w:bookmarkEnd w:id="16"/>
     </w:p>
     <w:p>
       <w:pPr>
         <w:pStyle w:val="3"/>
       </w:pPr>
-      <w:bookmarkStart w:id="17" w:name="_Toc230206114"/>
-      <w:bookmarkStart w:id="18" w:name="_Toc230206391"/>
-      <w:bookmarkStart w:id="19" w:name="_Toc230207923"/>
+      <w:bookmarkStart w:id="15" w:name="_Toc230206114"/>
+      <w:bookmarkStart w:id="16" w:name="_Toc230206391"/>
+      <w:bookmarkStart w:id="17" w:name="_Toc230428700"/>
       <w:r>
         <w:t>1.1 Обозначение и наименование программы</w:t>
       </w:r>
+      <w:bookmarkEnd w:id="15"/>
+      <w:bookmarkEnd w:id="16"/>
       <w:bookmarkEnd w:id="17"/>
-      <w:bookmarkEnd w:id="18"/>
-      <w:bookmarkEnd w:id="19"/>
     </w:p>
     <w:p>
       <w:pPr>
@@ -1343,15 +1352,15 @@
       <w:pPr>
         <w:pStyle w:val="3"/>
       </w:pPr>
-      <w:bookmarkStart w:id="20" w:name="_Toc230206115"/>
-      <w:bookmarkStart w:id="21" w:name="_Toc230206392"/>
-      <w:bookmarkStart w:id="22" w:name="_Toc230207924"/>
+      <w:bookmarkStart w:id="18" w:name="_Toc230206115"/>
+      <w:bookmarkStart w:id="19" w:name="_Toc230206392"/>
+      <w:bookmarkStart w:id="20" w:name="_Toc230428701"/>
       <w:r>
         <w:t>1.2 Программное обеспечение, необходимое для функционирования программы</w:t>
       </w:r>
+      <w:bookmarkEnd w:id="18"/>
+      <w:bookmarkEnd w:id="19"/>
       <w:bookmarkEnd w:id="20"/>
-      <w:bookmarkEnd w:id="21"/>
-      <w:bookmarkEnd w:id="22"/>
     </w:p>
     <w:p>
       <w:pPr>
@@ -1367,7 +1376,7 @@
           <w:ilvl w:val="0"/>
           <w:numId w:val="136"/>
         </w:numPr>
-        <w:ind w:hanging="11"/>
+        <w:ind w:left="0" w:firstLine="709"/>
         <w:jc w:val="both"/>
       </w:pPr>
       <w:r>
@@ -1380,7 +1389,7 @@
           <w:ilvl w:val="0"/>
           <w:numId w:val="136"/>
         </w:numPr>
-        <w:ind w:hanging="11"/>
+        <w:ind w:left="0" w:firstLine="709"/>
         <w:jc w:val="both"/>
       </w:pPr>
       <w:r>
@@ -1401,7 +1410,7 @@
           <w:ilvl w:val="0"/>
           <w:numId w:val="136"/>
         </w:numPr>
-        <w:ind w:hanging="11"/>
+        <w:ind w:left="0" w:firstLine="709"/>
         <w:jc w:val="both"/>
       </w:pPr>
       <w:r>
@@ -1422,7 +1431,7 @@
           <w:ilvl w:val="0"/>
           <w:numId w:val="136"/>
         </w:numPr>
-        <w:ind w:hanging="11"/>
+        <w:ind w:left="0" w:firstLine="709"/>
         <w:jc w:val="both"/>
       </w:pPr>
       <w:r>
@@ -1435,7 +1444,7 @@
           <w:ilvl w:val="0"/>
           <w:numId w:val="136"/>
         </w:numPr>
-        <w:ind w:hanging="11"/>
+        <w:ind w:left="0" w:firstLine="709"/>
         <w:jc w:val="both"/>
       </w:pPr>
       <w:r>
@@ -1448,7 +1457,7 @@
           <w:ilvl w:val="0"/>
           <w:numId w:val="136"/>
         </w:numPr>
-        <w:ind w:hanging="11"/>
+        <w:ind w:left="0" w:firstLine="709"/>
         <w:jc w:val="both"/>
       </w:pPr>
       <w:r>
@@ -1469,7 +1478,7 @@
           <w:ilvl w:val="0"/>
           <w:numId w:val="136"/>
         </w:numPr>
-        <w:ind w:hanging="11"/>
+        <w:ind w:left="0" w:firstLine="709"/>
         <w:jc w:val="both"/>
       </w:pPr>
       <w:r>
@@ -1504,15 +1513,15 @@
       <w:pPr>
         <w:pStyle w:val="3"/>
       </w:pPr>
-      <w:bookmarkStart w:id="23" w:name="_Toc230206116"/>
-      <w:bookmarkStart w:id="24" w:name="_Toc230206393"/>
-      <w:bookmarkStart w:id="25" w:name="_Toc230207925"/>
+      <w:bookmarkStart w:id="21" w:name="_Toc230206116"/>
+      <w:bookmarkStart w:id="22" w:name="_Toc230206393"/>
+      <w:bookmarkStart w:id="23" w:name="_Toc230428702"/>
       <w:r>
         <w:t>1.3 Языки программирования</w:t>
       </w:r>
+      <w:bookmarkEnd w:id="21"/>
+      <w:bookmarkEnd w:id="22"/>
       <w:bookmarkEnd w:id="23"/>
-      <w:bookmarkEnd w:id="24"/>
-      <w:bookmarkEnd w:id="25"/>
     </w:p>
     <w:p>
       <w:pPr>
@@ -1529,20 +1538,20 @@
       <w:pPr>
         <w:pStyle w:val="2"/>
       </w:pPr>
-      <w:bookmarkStart w:id="26" w:name="функциональное-назначение"/>
-      <w:bookmarkStart w:id="27" w:name="_Toc230205654"/>
-      <w:bookmarkStart w:id="28" w:name="_Toc230206117"/>
-      <w:bookmarkStart w:id="29" w:name="_Toc230206394"/>
-      <w:bookmarkStart w:id="30" w:name="_Toc230207926"/>
-      <w:bookmarkEnd w:id="12"/>
+      <w:bookmarkStart w:id="24" w:name="_Toc230205654"/>
+      <w:bookmarkStart w:id="25" w:name="_Toc230206117"/>
+      <w:bookmarkStart w:id="26" w:name="_Toc230206394"/>
+      <w:bookmarkStart w:id="27" w:name="_Toc230428703"/>
+      <w:bookmarkStart w:id="28" w:name="функциональное-назначение"/>
+      <w:bookmarkEnd w:id="14"/>
       <w:r>
         <w:lastRenderedPageBreak/>
         <w:t>2 Функциональное назначение</w:t>
       </w:r>
+      <w:bookmarkEnd w:id="24"/>
+      <w:bookmarkEnd w:id="25"/>
+      <w:bookmarkEnd w:id="26"/>
       <w:bookmarkEnd w:id="27"/>
-      <w:bookmarkEnd w:id="28"/>
-      <w:bookmarkEnd w:id="29"/>
-      <w:bookmarkEnd w:id="30"/>
     </w:p>
     <w:p>
       <w:pPr>
@@ -1558,6 +1567,7 @@
           <w:ilvl w:val="0"/>
           <w:numId w:val="136"/>
         </w:numPr>
+        <w:ind w:left="0" w:firstLine="709"/>
         <w:jc w:val="both"/>
       </w:pPr>
       <w:r>
@@ -1570,6 +1580,7 @@
           <w:ilvl w:val="0"/>
           <w:numId w:val="136"/>
         </w:numPr>
+        <w:ind w:left="0" w:firstLine="709"/>
         <w:jc w:val="both"/>
       </w:pPr>
       <w:r>
@@ -1582,6 +1593,7 @@
           <w:ilvl w:val="0"/>
           <w:numId w:val="136"/>
         </w:numPr>
+        <w:ind w:left="0" w:firstLine="709"/>
         <w:jc w:val="both"/>
       </w:pPr>
       <w:r>
@@ -1594,6 +1606,7 @@
           <w:ilvl w:val="0"/>
           <w:numId w:val="136"/>
         </w:numPr>
+        <w:ind w:left="0" w:firstLine="709"/>
         <w:jc w:val="both"/>
       </w:pPr>
       <w:r>
@@ -1606,6 +1619,7 @@
           <w:ilvl w:val="0"/>
           <w:numId w:val="136"/>
         </w:numPr>
+        <w:ind w:left="0" w:firstLine="709"/>
         <w:jc w:val="both"/>
       </w:pPr>
       <w:r>
@@ -1618,6 +1632,7 @@
           <w:ilvl w:val="0"/>
           <w:numId w:val="136"/>
         </w:numPr>
+        <w:ind w:left="0" w:firstLine="709"/>
         <w:jc w:val="both"/>
       </w:pPr>
       <w:r>
@@ -1630,6 +1645,7 @@
           <w:ilvl w:val="0"/>
           <w:numId w:val="136"/>
         </w:numPr>
+        <w:ind w:left="0" w:firstLine="709"/>
         <w:jc w:val="both"/>
       </w:pPr>
       <w:r>
@@ -1642,6 +1658,7 @@
           <w:ilvl w:val="0"/>
           <w:numId w:val="136"/>
         </w:numPr>
+        <w:ind w:left="0" w:firstLine="709"/>
         <w:jc w:val="both"/>
       </w:pPr>
       <w:r>
@@ -1654,6 +1671,7 @@
           <w:ilvl w:val="0"/>
           <w:numId w:val="136"/>
         </w:numPr>
+        <w:ind w:left="0" w:firstLine="709"/>
         <w:jc w:val="both"/>
       </w:pPr>
       <w:r>
@@ -1666,6 +1684,7 @@
           <w:ilvl w:val="0"/>
           <w:numId w:val="136"/>
         </w:numPr>
+        <w:ind w:left="0" w:firstLine="709"/>
         <w:jc w:val="both"/>
       </w:pPr>
       <w:r>
@@ -1679,6 +1698,7 @@
           <w:ilvl w:val="0"/>
           <w:numId w:val="136"/>
         </w:numPr>
+        <w:ind w:left="0" w:firstLine="709"/>
         <w:jc w:val="both"/>
       </w:pPr>
       <w:r>
@@ -1707,34 +1727,34 @@
       <w:pPr>
         <w:pStyle w:val="2"/>
       </w:pPr>
-      <w:bookmarkStart w:id="31" w:name="описание-логической-структуры"/>
-      <w:bookmarkStart w:id="32" w:name="_Toc230205655"/>
-      <w:bookmarkStart w:id="33" w:name="_Toc230206118"/>
-      <w:bookmarkStart w:id="34" w:name="_Toc230206395"/>
-      <w:bookmarkStart w:id="35" w:name="_Toc230207927"/>
-      <w:bookmarkEnd w:id="26"/>
+      <w:bookmarkStart w:id="29" w:name="_Toc230205655"/>
+      <w:bookmarkStart w:id="30" w:name="_Toc230206118"/>
+      <w:bookmarkStart w:id="31" w:name="_Toc230206395"/>
+      <w:bookmarkStart w:id="32" w:name="_Toc230428704"/>
+      <w:bookmarkStart w:id="33" w:name="описание-логической-структуры"/>
+      <w:bookmarkEnd w:id="28"/>
       <w:r>
         <w:lastRenderedPageBreak/>
         <w:t>3 Описание логической структуры</w:t>
       </w:r>
+      <w:bookmarkEnd w:id="29"/>
+      <w:bookmarkEnd w:id="30"/>
+      <w:bookmarkEnd w:id="31"/>
       <w:bookmarkEnd w:id="32"/>
-      <w:bookmarkEnd w:id="33"/>
-      <w:bookmarkEnd w:id="34"/>
-      <w:bookmarkEnd w:id="35"/>
     </w:p>
     <w:p>
       <w:pPr>
         <w:pStyle w:val="3"/>
       </w:pPr>
-      <w:bookmarkStart w:id="36" w:name="_Toc230206119"/>
-      <w:bookmarkStart w:id="37" w:name="_Toc230206396"/>
-      <w:bookmarkStart w:id="38" w:name="_Toc230207928"/>
+      <w:bookmarkStart w:id="34" w:name="_Toc230206119"/>
+      <w:bookmarkStart w:id="35" w:name="_Toc230206396"/>
+      <w:bookmarkStart w:id="36" w:name="_Toc230428705"/>
       <w:r>
         <w:t>3.1 Архитектура программы</w:t>
       </w:r>
+      <w:bookmarkEnd w:id="34"/>
+      <w:bookmarkEnd w:id="35"/>
       <w:bookmarkEnd w:id="36"/>
-      <w:bookmarkEnd w:id="37"/>
-      <w:bookmarkEnd w:id="38"/>
     </w:p>
     <w:p>
       <w:pPr>
@@ -1750,7 +1770,7 @@
           <w:ilvl w:val="0"/>
           <w:numId w:val="149"/>
         </w:numPr>
-        <w:ind w:hanging="11"/>
+        <w:ind w:left="0" w:firstLine="709"/>
         <w:jc w:val="both"/>
       </w:pPr>
       <w:r>
@@ -1770,7 +1790,7 @@
           <w:ilvl w:val="0"/>
           <w:numId w:val="149"/>
         </w:numPr>
-        <w:ind w:hanging="11"/>
+        <w:ind w:left="0" w:firstLine="709"/>
         <w:jc w:val="both"/>
       </w:pPr>
       <w:r>
@@ -1798,7 +1818,7 @@
           <w:ilvl w:val="0"/>
           <w:numId w:val="149"/>
         </w:numPr>
-        <w:ind w:hanging="11"/>
+        <w:ind w:left="0" w:firstLine="709"/>
         <w:jc w:val="both"/>
       </w:pPr>
       <w:r>
@@ -1818,7 +1838,7 @@
           <w:ilvl w:val="0"/>
           <w:numId w:val="149"/>
         </w:numPr>
-        <w:ind w:hanging="11"/>
+        <w:ind w:left="0" w:firstLine="709"/>
         <w:jc w:val="both"/>
       </w:pPr>
       <w:r>
@@ -1838,7 +1858,7 @@
           <w:ilvl w:val="0"/>
           <w:numId w:val="149"/>
         </w:numPr>
-        <w:ind w:hanging="11"/>
+        <w:ind w:left="0" w:firstLine="709"/>
         <w:jc w:val="both"/>
       </w:pPr>
       <w:r>
@@ -1867,7 +1887,7 @@
           <w:ilvl w:val="0"/>
           <w:numId w:val="149"/>
         </w:numPr>
-        <w:ind w:hanging="11"/>
+        <w:ind w:left="0" w:firstLine="709"/>
         <w:jc w:val="both"/>
       </w:pPr>
       <w:r>
@@ -1885,26 +1905,22 @@
       <w:pPr>
         <w:pStyle w:val="3"/>
       </w:pPr>
-      <w:bookmarkStart w:id="39" w:name="_Toc230206120"/>
-      <w:bookmarkStart w:id="40" w:name="_Toc230206397"/>
-      <w:bookmarkStart w:id="41" w:name="_Toc230207929"/>
+      <w:bookmarkStart w:id="37" w:name="_Toc230206120"/>
+      <w:bookmarkStart w:id="38" w:name="_Toc230206397"/>
+      <w:bookmarkStart w:id="39" w:name="_Toc230428706"/>
       <w:r>
         <w:t>3.2 Структура программы</w:t>
       </w:r>
+      <w:bookmarkEnd w:id="37"/>
+      <w:bookmarkEnd w:id="38"/>
       <w:bookmarkEnd w:id="39"/>
-      <w:bookmarkEnd w:id="40"/>
-      <w:bookmarkEnd w:id="41"/>
     </w:p>
     <w:p>
       <w:pPr>
         <w:jc w:val="both"/>
       </w:pPr>
       <w:r>
-        <w:t xml:space="preserve">Обработка одного документа реализована конвейером из пяти последовательных стадий, каждая из которых принимает результат предыдущей и переводит документ из одного состояния в следующее. </w:t>
-      </w:r>
-      <w:r>
-        <w:lastRenderedPageBreak/>
-        <w:t xml:space="preserve">Состояние документа явно фиксируется после каждой стадии в персистентном хранилище, что обеспечивает </w:t>
+        <w:t xml:space="preserve">Обработка одного документа реализована конвейером из пяти последовательных стадий, каждая из которых принимает результат предыдущей и переводит документ из одного состояния в следующее. Состояние документа явно фиксируется после каждой стадии в персистентном хранилище, что обеспечивает </w:t>
       </w:r>
       <w:proofErr w:type="spellStart"/>
       <w:r>
@@ -1920,6 +1936,7 @@
         <w:jc w:val="both"/>
       </w:pPr>
       <w:r>
+        <w:lastRenderedPageBreak/>
         <w:t xml:space="preserve">Хранилище онтологической модели организовано трёхслойно: фиксированная </w:t>
       </w:r>
       <w:proofErr w:type="spellStart"/>
@@ -1992,20 +2009,20 @@
       <w:pPr>
         <w:pStyle w:val="2"/>
       </w:pPr>
-      <w:bookmarkStart w:id="42" w:name="используемые-технические-средства"/>
-      <w:bookmarkStart w:id="43" w:name="_Toc230205656"/>
-      <w:bookmarkStart w:id="44" w:name="_Toc230206121"/>
-      <w:bookmarkStart w:id="45" w:name="_Toc230206398"/>
-      <w:bookmarkStart w:id="46" w:name="_Toc230207930"/>
-      <w:bookmarkEnd w:id="31"/>
+      <w:bookmarkStart w:id="40" w:name="_Toc230205656"/>
+      <w:bookmarkStart w:id="41" w:name="_Toc230206121"/>
+      <w:bookmarkStart w:id="42" w:name="_Toc230206398"/>
+      <w:bookmarkStart w:id="43" w:name="_Toc230428707"/>
+      <w:bookmarkStart w:id="44" w:name="используемые-технические-средства"/>
+      <w:bookmarkEnd w:id="33"/>
       <w:r>
         <w:lastRenderedPageBreak/>
         <w:t>4 Используемые технические средства</w:t>
       </w:r>
+      <w:bookmarkEnd w:id="40"/>
+      <w:bookmarkEnd w:id="41"/>
+      <w:bookmarkEnd w:id="42"/>
       <w:bookmarkEnd w:id="43"/>
-      <w:bookmarkEnd w:id="44"/>
-      <w:bookmarkEnd w:id="45"/>
-      <w:bookmarkEnd w:id="46"/>
     </w:p>
     <w:p>
       <w:pPr>
@@ -2013,7 +2030,7 @@
           <w:ilvl w:val="0"/>
           <w:numId w:val="136"/>
         </w:numPr>
-        <w:ind w:hanging="11"/>
+        <w:ind w:left="0" w:firstLine="709"/>
         <w:jc w:val="both"/>
       </w:pPr>
       <w:r>
@@ -2033,7 +2050,7 @@
           <w:ilvl w:val="0"/>
           <w:numId w:val="136"/>
         </w:numPr>
-        <w:ind w:hanging="11"/>
+        <w:ind w:left="0" w:firstLine="709"/>
         <w:jc w:val="both"/>
       </w:pPr>
       <w:r>
@@ -2061,7 +2078,7 @@
           <w:ilvl w:val="0"/>
           <w:numId w:val="136"/>
         </w:numPr>
-        <w:ind w:hanging="11"/>
+        <w:ind w:left="0" w:firstLine="709"/>
         <w:jc w:val="both"/>
       </w:pPr>
       <w:r>
@@ -2097,7 +2114,7 @@
           <w:ilvl w:val="0"/>
           <w:numId w:val="136"/>
         </w:numPr>
-        <w:ind w:hanging="11"/>
+        <w:ind w:left="0" w:firstLine="709"/>
         <w:jc w:val="both"/>
       </w:pPr>
       <w:r>
@@ -2141,7 +2158,7 @@
           <w:ilvl w:val="0"/>
           <w:numId w:val="136"/>
         </w:numPr>
-        <w:ind w:hanging="11"/>
+        <w:ind w:left="0" w:firstLine="709"/>
         <w:jc w:val="both"/>
       </w:pPr>
       <w:r>
@@ -2192,20 +2209,20 @@
       <w:pPr>
         <w:pStyle w:val="2"/>
       </w:pPr>
-      <w:bookmarkStart w:id="47" w:name="вызов-и-загрузка"/>
-      <w:bookmarkStart w:id="48" w:name="_Toc230205657"/>
-      <w:bookmarkStart w:id="49" w:name="_Toc230206122"/>
-      <w:bookmarkStart w:id="50" w:name="_Toc230206399"/>
-      <w:bookmarkStart w:id="51" w:name="_Toc230207931"/>
-      <w:bookmarkEnd w:id="42"/>
+      <w:bookmarkStart w:id="45" w:name="_Toc230205657"/>
+      <w:bookmarkStart w:id="46" w:name="_Toc230206122"/>
+      <w:bookmarkStart w:id="47" w:name="_Toc230206399"/>
+      <w:bookmarkStart w:id="48" w:name="_Toc230428708"/>
+      <w:bookmarkStart w:id="49" w:name="вызов-и-загрузка"/>
+      <w:bookmarkEnd w:id="44"/>
       <w:r>
         <w:lastRenderedPageBreak/>
         <w:t>5 Вызов и загрузка</w:t>
       </w:r>
+      <w:bookmarkEnd w:id="45"/>
+      <w:bookmarkEnd w:id="46"/>
+      <w:bookmarkEnd w:id="47"/>
       <w:bookmarkEnd w:id="48"/>
-      <w:bookmarkEnd w:id="49"/>
-      <w:bookmarkEnd w:id="50"/>
-      <w:bookmarkEnd w:id="51"/>
     </w:p>
     <w:p>
       <w:pPr>
@@ -2221,7 +2238,7 @@
           <w:ilvl w:val="0"/>
           <w:numId w:val="150"/>
         </w:numPr>
-        <w:ind w:hanging="11"/>
+        <w:ind w:left="0" w:firstLine="709"/>
         <w:jc w:val="both"/>
       </w:pPr>
       <w:r>
@@ -2260,7 +2277,7 @@
           <w:ilvl w:val="0"/>
           <w:numId w:val="150"/>
         </w:numPr>
-        <w:ind w:hanging="11"/>
+        <w:ind w:left="0" w:firstLine="709"/>
         <w:jc w:val="both"/>
         <w:rPr>
           <w:lang w:val="en-US"/>
@@ -2330,7 +2347,7 @@
           <w:ilvl w:val="0"/>
           <w:numId w:val="150"/>
         </w:numPr>
-        <w:ind w:hanging="11"/>
+        <w:ind w:left="0" w:firstLine="709"/>
         <w:jc w:val="both"/>
         <w:rPr>
           <w:lang w:val="en-US"/>
@@ -2384,7 +2401,7 @@
           <w:ilvl w:val="0"/>
           <w:numId w:val="150"/>
         </w:numPr>
-        <w:ind w:hanging="11"/>
+        <w:ind w:left="0" w:firstLine="709"/>
         <w:jc w:val="both"/>
       </w:pPr>
       <w:r>
@@ -2413,7 +2430,7 @@
           <w:ilvl w:val="0"/>
           <w:numId w:val="150"/>
         </w:numPr>
-        <w:ind w:hanging="11"/>
+        <w:ind w:left="0" w:firstLine="709"/>
         <w:jc w:val="both"/>
       </w:pPr>
       <w:r>
@@ -2447,7 +2464,7 @@
           <w:ilvl w:val="0"/>
           <w:numId w:val="150"/>
         </w:numPr>
-        <w:ind w:hanging="11"/>
+        <w:ind w:left="0" w:firstLine="709"/>
         <w:jc w:val="both"/>
       </w:pPr>
       <w:r>
@@ -2476,7 +2493,7 @@
           <w:ilvl w:val="0"/>
           <w:numId w:val="150"/>
         </w:numPr>
-        <w:ind w:hanging="11"/>
+        <w:ind w:left="0" w:firstLine="709"/>
         <w:jc w:val="both"/>
       </w:pPr>
       <w:r>
@@ -2544,20 +2561,20 @@
       <w:pPr>
         <w:pStyle w:val="2"/>
       </w:pPr>
-      <w:bookmarkStart w:id="52" w:name="входные-данные"/>
-      <w:bookmarkStart w:id="53" w:name="_Toc230205658"/>
-      <w:bookmarkStart w:id="54" w:name="_Toc230206123"/>
-      <w:bookmarkStart w:id="55" w:name="_Toc230206400"/>
-      <w:bookmarkStart w:id="56" w:name="_Toc230207932"/>
-      <w:bookmarkEnd w:id="47"/>
+      <w:bookmarkStart w:id="50" w:name="_Toc230205658"/>
+      <w:bookmarkStart w:id="51" w:name="_Toc230206123"/>
+      <w:bookmarkStart w:id="52" w:name="_Toc230206400"/>
+      <w:bookmarkStart w:id="53" w:name="_Toc230428709"/>
+      <w:bookmarkStart w:id="54" w:name="входные-данные"/>
+      <w:bookmarkEnd w:id="49"/>
       <w:r>
         <w:lastRenderedPageBreak/>
         <w:t>6 Входные данные</w:t>
       </w:r>
+      <w:bookmarkEnd w:id="50"/>
+      <w:bookmarkEnd w:id="51"/>
+      <w:bookmarkEnd w:id="52"/>
       <w:bookmarkEnd w:id="53"/>
-      <w:bookmarkEnd w:id="54"/>
-      <w:bookmarkEnd w:id="55"/>
-      <w:bookmarkEnd w:id="56"/>
     </w:p>
     <w:p>
       <w:pPr>
@@ -2573,7 +2590,7 @@
           <w:ilvl w:val="0"/>
           <w:numId w:val="136"/>
         </w:numPr>
-        <w:ind w:hanging="11"/>
+        <w:ind w:left="0" w:firstLine="709"/>
         <w:jc w:val="both"/>
       </w:pPr>
       <w:r>
@@ -2593,7 +2610,7 @@
           <w:ilvl w:val="0"/>
           <w:numId w:val="136"/>
         </w:numPr>
-        <w:ind w:hanging="11"/>
+        <w:ind w:left="0" w:firstLine="709"/>
         <w:jc w:val="both"/>
       </w:pPr>
       <w:r>
@@ -2621,7 +2638,7 @@
           <w:ilvl w:val="0"/>
           <w:numId w:val="136"/>
         </w:numPr>
-        <w:ind w:hanging="11"/>
+        <w:ind w:left="0" w:firstLine="709"/>
         <w:jc w:val="both"/>
       </w:pPr>
       <w:r>
@@ -2657,7 +2674,7 @@
           <w:ilvl w:val="0"/>
           <w:numId w:val="136"/>
         </w:numPr>
-        <w:ind w:hanging="11"/>
+        <w:ind w:left="0" w:firstLine="709"/>
         <w:jc w:val="both"/>
       </w:pPr>
       <w:r>
@@ -2685,7 +2702,7 @@
           <w:ilvl w:val="0"/>
           <w:numId w:val="136"/>
         </w:numPr>
-        <w:ind w:hanging="11"/>
+        <w:ind w:left="0" w:firstLine="709"/>
         <w:jc w:val="both"/>
       </w:pPr>
       <w:r>
@@ -2712,20 +2729,20 @@
       <w:pPr>
         <w:pStyle w:val="2"/>
       </w:pPr>
-      <w:bookmarkStart w:id="57" w:name="выходные-данные"/>
-      <w:bookmarkStart w:id="58" w:name="_Toc230205659"/>
-      <w:bookmarkStart w:id="59" w:name="_Toc230206124"/>
-      <w:bookmarkStart w:id="60" w:name="_Toc230206401"/>
-      <w:bookmarkStart w:id="61" w:name="_Toc230207933"/>
-      <w:bookmarkEnd w:id="52"/>
+      <w:bookmarkStart w:id="55" w:name="_Toc230205659"/>
+      <w:bookmarkStart w:id="56" w:name="_Toc230206124"/>
+      <w:bookmarkStart w:id="57" w:name="_Toc230206401"/>
+      <w:bookmarkStart w:id="58" w:name="_Toc230428710"/>
+      <w:bookmarkStart w:id="59" w:name="выходные-данные"/>
+      <w:bookmarkEnd w:id="54"/>
       <w:r>
         <w:lastRenderedPageBreak/>
         <w:t>7 Выходные данные</w:t>
       </w:r>
+      <w:bookmarkEnd w:id="55"/>
+      <w:bookmarkEnd w:id="56"/>
+      <w:bookmarkEnd w:id="57"/>
       <w:bookmarkEnd w:id="58"/>
-      <w:bookmarkEnd w:id="59"/>
-      <w:bookmarkEnd w:id="60"/>
-      <w:bookmarkEnd w:id="61"/>
     </w:p>
     <w:p>
       <w:pPr>
@@ -2741,7 +2758,7 @@
           <w:ilvl w:val="0"/>
           <w:numId w:val="136"/>
         </w:numPr>
-        <w:ind w:hanging="11"/>
+        <w:ind w:left="0" w:firstLine="709"/>
         <w:jc w:val="both"/>
       </w:pPr>
       <w:r>
@@ -2777,7 +2794,7 @@
           <w:ilvl w:val="0"/>
           <w:numId w:val="136"/>
         </w:numPr>
-        <w:ind w:hanging="11"/>
+        <w:ind w:left="0" w:firstLine="709"/>
         <w:jc w:val="both"/>
       </w:pPr>
       <w:r>
@@ -2797,7 +2814,7 @@
           <w:ilvl w:val="0"/>
           <w:numId w:val="136"/>
         </w:numPr>
-        <w:ind w:hanging="11"/>
+        <w:ind w:left="0" w:firstLine="709"/>
         <w:jc w:val="both"/>
       </w:pPr>
       <w:r>
@@ -2817,7 +2834,7 @@
           <w:ilvl w:val="0"/>
           <w:numId w:val="136"/>
         </w:numPr>
-        <w:ind w:hanging="11"/>
+        <w:ind w:left="0" w:firstLine="709"/>
         <w:jc w:val="both"/>
       </w:pPr>
       <w:r>
@@ -2837,7 +2854,7 @@
           <w:ilvl w:val="0"/>
           <w:numId w:val="136"/>
         </w:numPr>
-        <w:ind w:hanging="11"/>
+        <w:ind w:left="0" w:firstLine="709"/>
         <w:jc w:val="both"/>
       </w:pPr>
       <w:r>
@@ -2857,7 +2874,7 @@
           <w:ilvl w:val="0"/>
           <w:numId w:val="136"/>
         </w:numPr>
-        <w:ind w:hanging="11"/>
+        <w:ind w:left="0" w:firstLine="709"/>
         <w:jc w:val="both"/>
       </w:pPr>
       <w:r>
@@ -2885,7 +2902,7 @@
           <w:ilvl w:val="0"/>
           <w:numId w:val="136"/>
         </w:numPr>
-        <w:ind w:hanging="11"/>
+        <w:ind w:left="0" w:firstLine="709"/>
         <w:jc w:val="both"/>
       </w:pPr>
       <w:r>
@@ -2915,7 +2932,7 @@
           <w:ilvl w:val="0"/>
           <w:numId w:val="136"/>
         </w:numPr>
-        <w:ind w:hanging="11"/>
+        <w:ind w:left="0" w:firstLine="709"/>
         <w:jc w:val="both"/>
       </w:pPr>
       <w:r>
@@ -2935,7 +2952,7 @@
           <w:ilvl w:val="0"/>
           <w:numId w:val="136"/>
         </w:numPr>
-        <w:ind w:hanging="11"/>
+        <w:ind w:left="0" w:firstLine="709"/>
         <w:jc w:val="both"/>
       </w:pPr>
       <w:r>
@@ -2955,7 +2972,7 @@
           <w:ilvl w:val="0"/>
           <w:numId w:val="136"/>
         </w:numPr>
-        <w:ind w:hanging="11"/>
+        <w:ind w:left="0" w:firstLine="709"/>
         <w:jc w:val="both"/>
       </w:pPr>
       <w:r>
@@ -2981,28 +2998,34 @@
       <w:pPr>
         <w:pStyle w:val="2"/>
       </w:pPr>
-      <w:bookmarkStart w:id="62" w:name="_Toc230205660"/>
-      <w:bookmarkStart w:id="63" w:name="_Toc230206125"/>
-      <w:bookmarkStart w:id="64" w:name="_Toc230206402"/>
-      <w:bookmarkStart w:id="65" w:name="_Toc230207934"/>
-      <w:bookmarkEnd w:id="57"/>
+      <w:bookmarkStart w:id="60" w:name="_Toc230205660"/>
+      <w:bookmarkStart w:id="61" w:name="_Toc230206125"/>
+      <w:bookmarkStart w:id="62" w:name="_Toc230206402"/>
+      <w:bookmarkStart w:id="63" w:name="_Toc230428711"/>
+      <w:bookmarkEnd w:id="59"/>
       <w:r>
         <w:lastRenderedPageBreak/>
         <w:t>8 Лист регистрации изменений</w:t>
       </w:r>
+      <w:bookmarkEnd w:id="60"/>
+      <w:bookmarkEnd w:id="61"/>
       <w:bookmarkEnd w:id="62"/>
       <w:bookmarkEnd w:id="63"/>
-      <w:bookmarkEnd w:id="64"/>
-      <w:bookmarkEnd w:id="65"/>
     </w:p>
     <w:p>
       <w:r>
-        <w:t>Лист регистрации изменений приведён в таблице 1.</w:t>
+        <w:t>Лист регистрации изменений приведён в таблице Г.1.</w:t>
       </w:r>
     </w:p>
     <w:p>
       <w:r>
-        <w:t>Таблица 1 — Лист регистрации изменений в программном документе «Описание программы».</w:t>
+        <w:t xml:space="preserve">Таблица </w:t>
+      </w:r>
+      <w:r>
+        <w:t>Г.</w:t>
+      </w:r>
+      <w:r>
+        <w:t>1 — Лист регистрации изменений в программном документе «Описание программы».</w:t>
       </w:r>
     </w:p>
     <w:tbl>
@@ -3763,19 +3786,8 @@
                 <w:spacing w:val="-4"/>
                 <w:sz w:val="20"/>
               </w:rPr>
-              <w:t xml:space="preserve"> </w:t>
+              <w:t xml:space="preserve"> нных</w:t>
             </w:r>
-            <w:proofErr w:type="spellStart"/>
-            <w:r>
-              <w:rPr>
-                <w:rFonts w:eastAsia="Times New Roman"/>
-                <w:color w:val="auto"/>
-                <w:spacing w:val="-4"/>
-                <w:sz w:val="20"/>
-              </w:rPr>
-              <w:t>нных</w:t>
-            </w:r>
-            <w:proofErr w:type="spellEnd"/>
           </w:p>
         </w:tc>
         <w:tc>
@@ -5485,13 +5497,11 @@
         <w:ind w:firstLine="0"/>
       </w:pPr>
     </w:p>
-    <w:bookmarkEnd w:id="0"/>
-    <w:bookmarkEnd w:id="1"/>
     <w:p/>
     <w:sectPr>
       <w:footerReference w:type="default" r:id="rId8"/>
       <w:pgSz w:w="11906" w:h="16838"/>
-      <w:pgMar w:top="1134" w:right="851" w:bottom="1134" w:left="1701" w:header="709" w:footer="709" w:gutter="0"/>
+      <w:pgMar w:top="1134" w:right="567" w:bottom="1134" w:left="1701" w:header="709" w:footer="709" w:gutter="0"/>
       <w:pgNumType w:start="67"/>
       <w:cols w:space="708"/>
       <w:docGrid w:linePitch="381"/>
@@ -26852,7 +26862,7 @@
     <w:autoRedefine/>
     <w:uiPriority w:val="39"/>
     <w:unhideWhenUsed/>
-    <w:rsid w:val="00692013"/>
+    <w:rsid w:val="00A43E71"/>
     <w:pPr>
       <w:tabs>
         <w:tab w:val="right" w:leader="dot" w:pos="9344"/>
@@ -26902,12 +26912,12 @@
     <w:autoRedefine/>
     <w:uiPriority w:val="39"/>
     <w:unhideWhenUsed/>
-    <w:rsid w:val="003C4D11"/>
+    <w:rsid w:val="00A43E71"/>
     <w:pPr>
       <w:tabs>
         <w:tab w:val="right" w:pos="9344"/>
       </w:tabs>
-      <w:ind w:firstLine="0"/>
+      <w:ind w:left="284" w:firstLine="0"/>
     </w:pPr>
   </w:style>
   <w:style w:type="paragraph" w:styleId="31">
@@ -26917,7 +26927,7 @@
     <w:autoRedefine/>
     <w:uiPriority w:val="39"/>
     <w:unhideWhenUsed/>
-    <w:rsid w:val="001F606C"/>
+    <w:rsid w:val="00A43E71"/>
     <w:pPr>
       <w:tabs>
         <w:tab w:val="right" w:pos="9344"/>
